--- a/public/7. Mau 12_KND_Tong hop nhan xet cuadoan the dv dang vien du bi.docx
+++ b/public/7. Mau 12_KND_Tong hop nhan xet cuadoan the dv dang vien du bi.docx
@@ -67,44 +67,7 @@
               </w:rPr>
             </w:pPr>
             <w:r>
-              <w:rPr>
-                <w:color w:val="000000"/>
-                <w:sz w:val="28"/>
-                <w:szCs w:val="28"/>
-              </w:rPr>
-              <w:t>T</w:t>
-            </w:r>
-            <w:r>
-              <w:rPr>
-                <w:color w:val="000000"/>
-                <w:sz w:val="28"/>
-                <w:szCs w:val="28"/>
-              </w:rPr>
-              <w:t xml:space="preserve">RƯỜNG </w:t>
-            </w:r>
-            <w:r>
-              <w:rPr>
-                <w:color w:val="000000"/>
-                <w:sz w:val="28"/>
-                <w:szCs w:val="28"/>
-              </w:rPr>
-              <w:t>Đ</w:t>
-            </w:r>
-            <w:r>
-              <w:rPr>
-                <w:color w:val="000000"/>
-                <w:sz w:val="28"/>
-                <w:szCs w:val="28"/>
-              </w:rPr>
-              <w:t xml:space="preserve">ẠI HỌC </w:t>
-            </w:r>
-            <w:r>
-              <w:rPr>
-                <w:color w:val="000000"/>
-                <w:sz w:val="28"/>
-                <w:szCs w:val="28"/>
-              </w:rPr>
-              <w:t>KINH TẾ</w:t>
+              <w:t>{{dang_uy_truong_caps}}</w:t>
             </w:r>
           </w:p>
           <w:p>
@@ -119,31 +82,7 @@
               </w:rPr>
             </w:pPr>
             <w:r>
-              <w:rPr>
-                <w:b/>
-                <w:color w:val="000000"/>
-                <w:sz w:val="28"/>
-                <w:szCs w:val="28"/>
-              </w:rPr>
-              <w:t>CHI BỘ</w:t>
-            </w:r>
-            <w:r>
-              <w:rPr>
-                <w:color w:val="000000"/>
-                <w:sz w:val="28"/>
-                <w:szCs w:val="28"/>
-              </w:rPr>
-              <w:t xml:space="preserve"> </w:t>
-            </w:r>
-            <w:r>
-              <w:rPr>
-                <w:b/>
-                <w:bCs/>
-                <w:color w:val="000000"/>
-                <w:sz w:val="28"/>
-                <w:szCs w:val="28"/>
-              </w:rPr>
-              <w:t>SINH VIÊN</w:t>
+              <w:t>CHI BỘ {{chi_bo_sinh_hoat_caps}}</w:t>
             </w:r>
           </w:p>
         </w:tc>
@@ -188,12 +127,12 @@
                 <w:sz w:val="28"/>
                 <w:szCs w:val="28"/>
               </w:rPr>
-              <w:pict>
+              <w:pict w14:anchorId="2C39C7A6">
                 <v:shapetype id="_x0000_t32" coordsize="21600,21600" o:spt="32" o:oned="t" path="m,l21600,21600e" filled="f">
                   <v:path arrowok="t" fillok="f" o:connecttype="none"/>
                   <o:lock v:ext="edit" shapetype="t"/>
                 </v:shapetype>
-                <v:shape id="_x0000_s1026" type="#_x0000_t32" style="position:absolute;left:0;text-align:left;margin-left:4.95pt;margin-top:1.75pt;width:204.75pt;height:0;z-index:251657728" o:connectortype="straight"/>
+                <v:shape id="_x0000_s1026" type="#_x0000_t32" style="position:absolute;left:0;text-align:left;margin-left:4.95pt;margin-top:1.75pt;width:204.75pt;height:0;z-index:1" o:connectortype="straight"/>
               </w:pict>
             </w:r>
           </w:p>
@@ -207,67 +146,7 @@
               </w:rPr>
             </w:pPr>
             <w:r>
-              <w:rPr>
-                <w:i/>
-                <w:color w:val="000000"/>
-                <w:sz w:val="28"/>
-                <w:szCs w:val="28"/>
-              </w:rPr>
-              <w:t>Đà Nẵng</w:t>
-            </w:r>
-            <w:r>
-              <w:rPr>
-                <w:i/>
-                <w:color w:val="000000"/>
-                <w:sz w:val="28"/>
-                <w:szCs w:val="28"/>
-              </w:rPr>
-              <w:t>, ngày</w:t>
-            </w:r>
-            <w:r>
-              <w:rPr>
-                <w:i/>
-                <w:color w:val="000000"/>
-                <w:sz w:val="28"/>
-                <w:szCs w:val="28"/>
-              </w:rPr>
-              <w:t xml:space="preserve">      </w:t>
-            </w:r>
-            <w:r>
-              <w:rPr>
-                <w:i/>
-                <w:color w:val="000000"/>
-                <w:sz w:val="28"/>
-                <w:szCs w:val="28"/>
-              </w:rPr>
-              <w:t>tháng</w:t>
-            </w:r>
-            <w:r>
-              <w:rPr>
-                <w:i/>
-                <w:color w:val="000000"/>
-                <w:sz w:val="28"/>
-                <w:szCs w:val="28"/>
-              </w:rPr>
-              <w:t xml:space="preserve">     </w:t>
-            </w:r>
-            <w:r>
-              <w:rPr>
-                <w:i/>
-                <w:color w:val="000000"/>
-                <w:sz w:val="28"/>
-                <w:szCs w:val="28"/>
-              </w:rPr>
-              <w:t>năm</w:t>
-            </w:r>
-            <w:r>
-              <w:rPr>
-                <w:i/>
-                <w:color w:val="000000"/>
-                <w:sz w:val="28"/>
-                <w:szCs w:val="28"/>
-              </w:rPr>
-              <w:t xml:space="preserve"> 2026</w:t>
+              <w:t>{{tinh_tp}}, ngày {{ngay_ky_d}} tháng {{ngay_ky_m}} năm {{ngay_ky_y}}</w:t>
             </w:r>
           </w:p>
         </w:tc>
@@ -473,124 +352,7 @@
         </w:rPr>
       </w:pPr>
       <w:r>
-        <w:rPr>
-          <w:color w:val="000000"/>
-          <w:sz w:val="28"/>
-          <w:szCs w:val="28"/>
-        </w:rPr>
-        <w:t xml:space="preserve">Căn cứ ý kiến nhận xét của </w:t>
-      </w:r>
-      <w:r>
-        <w:rPr>
-          <w:color w:val="000000"/>
-          <w:sz w:val="28"/>
-          <w:szCs w:val="28"/>
-        </w:rPr>
-        <w:t xml:space="preserve">đại diện </w:t>
-      </w:r>
-      <w:r>
-        <w:rPr>
-          <w:color w:val="000000"/>
-          <w:sz w:val="28"/>
-          <w:szCs w:val="28"/>
-        </w:rPr>
-        <w:t xml:space="preserve">các đoàn thể chính trị </w:t>
-      </w:r>
-      <w:r>
-        <w:rPr>
-          <w:color w:val="000000"/>
-          <w:sz w:val="28"/>
-          <w:szCs w:val="28"/>
-        </w:rPr>
-        <w:t xml:space="preserve">- </w:t>
-      </w:r>
-      <w:r>
-        <w:rPr>
-          <w:color w:val="000000"/>
-          <w:sz w:val="28"/>
-          <w:szCs w:val="28"/>
-        </w:rPr>
-        <w:t xml:space="preserve">xã hội nơi đảng viên dự bị sinh hoạt và chi ủy </w:t>
-      </w:r>
-      <w:r>
-        <w:rPr>
-          <w:color w:val="000000"/>
-          <w:sz w:val="28"/>
-          <w:szCs w:val="28"/>
-        </w:rPr>
-        <w:t xml:space="preserve">nơi cư trú đối với đảng viên dự bị </w:t>
-      </w:r>
-      <w:r>
-        <w:rPr>
-          <w:color w:val="000000"/>
-          <w:sz w:val="28"/>
-          <w:szCs w:val="28"/>
-        </w:rPr>
-        <w:t xml:space="preserve">Nguyễn Hữu Ái Quốc </w:t>
-      </w:r>
-      <w:r>
-        <w:rPr>
-          <w:color w:val="000000"/>
-          <w:sz w:val="28"/>
-          <w:szCs w:val="28"/>
-        </w:rPr>
-        <w:t>được kết nạp</w:t>
-      </w:r>
-      <w:r>
-        <w:rPr>
-          <w:color w:val="000000"/>
-          <w:sz w:val="28"/>
-          <w:szCs w:val="28"/>
-        </w:rPr>
-        <w:t xml:space="preserve"> </w:t>
-      </w:r>
-      <w:r>
-        <w:rPr>
-          <w:color w:val="000000"/>
-          <w:sz w:val="28"/>
-          <w:szCs w:val="28"/>
-        </w:rPr>
-        <w:t xml:space="preserve">vào Đảng ngày </w:t>
-      </w:r>
-      <w:r>
-        <w:rPr>
-          <w:color w:val="000000"/>
-          <w:sz w:val="28"/>
-          <w:szCs w:val="28"/>
-        </w:rPr>
-        <w:t>30</w:t>
-      </w:r>
-      <w:r>
-        <w:rPr>
-          <w:color w:val="000000"/>
-          <w:sz w:val="28"/>
-          <w:szCs w:val="28"/>
-        </w:rPr>
-        <w:t xml:space="preserve"> tháng </w:t>
-      </w:r>
-      <w:r>
-        <w:rPr>
-          <w:color w:val="000000"/>
-          <w:sz w:val="28"/>
-          <w:szCs w:val="28"/>
-        </w:rPr>
-        <w:t>5</w:t>
-      </w:r>
-      <w:r>
-        <w:rPr>
-          <w:color w:val="000000"/>
-          <w:sz w:val="28"/>
-          <w:szCs w:val="28"/>
-        </w:rPr>
-        <w:t xml:space="preserve"> năm </w:t>
-      </w:r>
-      <w:r>
-        <w:rPr>
-          <w:color w:val="000000"/>
-          <w:sz w:val="28"/>
-          <w:szCs w:val="28"/>
-        </w:rPr>
-        <w:t>2025</w:t>
+        <w:t>Căn cứ ý kiến nhận xét của đại diện các đoàn thể chính trị - xã hội nơi đảng viên dự bị sinh hoạt và chi ủy nơi cư trú đối với đảng viên dự bị {{ho_ten}} được kết nạp vào Đảng ngày {{ngay_vao_dang_formatted_vietnamese}}</w:t>
       </w:r>
     </w:p>
     <w:p>
@@ -605,120 +367,7 @@
         </w:rPr>
       </w:pPr>
       <w:r>
-        <w:rPr>
-          <w:color w:val="000000"/>
-          <w:sz w:val="28"/>
-          <w:szCs w:val="28"/>
-        </w:rPr>
-        <w:t xml:space="preserve">Tên đoàn thể </w:t>
-      </w:r>
-      <w:r>
-        <w:rPr>
-          <w:color w:val="000000"/>
-          <w:sz w:val="28"/>
-          <w:szCs w:val="28"/>
-        </w:rPr>
-        <w:t>chính trị</w:t>
-      </w:r>
-      <w:r>
-        <w:rPr>
-          <w:color w:val="000000"/>
-          <w:sz w:val="28"/>
-          <w:szCs w:val="28"/>
-        </w:rPr>
-        <w:t xml:space="preserve"> -</w:t>
-      </w:r>
-      <w:r>
-        <w:rPr>
-          <w:color w:val="000000"/>
-          <w:sz w:val="28"/>
-          <w:szCs w:val="28"/>
-        </w:rPr>
-        <w:t xml:space="preserve"> xã hội nơi đảng viên dự bị sinh hoạt: </w:t>
-      </w:r>
-      <w:r>
-        <w:rPr>
-          <w:color w:val="000000"/>
-          <w:sz w:val="28"/>
-          <w:szCs w:val="28"/>
-        </w:rPr>
-        <w:t xml:space="preserve">BCH Đoàn Trường Đại học Kinh tế, Liên Chi Đoàn Khoa </w:t>
-      </w:r>
-      <w:bookmarkStart w:id="0" w:name="_Hlk231512811"/>
-      <w:r>
-        <w:rPr>
-          <w:color w:val="000000"/>
-          <w:sz w:val="28"/>
-          <w:szCs w:val="28"/>
-        </w:rPr>
-        <w:t>Quản trị kinh doanh</w:t>
-      </w:r>
-      <w:bookmarkEnd w:id="0"/>
-      <w:r>
-        <w:rPr>
-          <w:color w:val="000000"/>
-          <w:sz w:val="28"/>
-          <w:szCs w:val="28"/>
-        </w:rPr>
-        <w:t>, chi Đoàn 51K25.2</w:t>
-      </w:r>
-      <w:r>
-        <w:rPr>
-          <w:color w:val="000000"/>
-          <w:sz w:val="28"/>
-          <w:szCs w:val="28"/>
-        </w:rPr>
-        <w:t xml:space="preserve"> </w:t>
-      </w:r>
-      <w:r>
-        <w:rPr>
-          <w:color w:val="000000"/>
-          <w:sz w:val="28"/>
-          <w:szCs w:val="28"/>
-        </w:rPr>
-        <w:t xml:space="preserve">tổng số </w:t>
-      </w:r>
-      <w:r>
-        <w:rPr>
-          <w:color w:val="000000"/>
-          <w:sz w:val="28"/>
-          <w:szCs w:val="28"/>
-        </w:rPr>
-        <w:t>có</w:t>
-      </w:r>
-      <w:r>
-        <w:rPr>
-          <w:color w:val="000000"/>
-          <w:sz w:val="28"/>
-          <w:szCs w:val="28"/>
-        </w:rPr>
-        <w:t xml:space="preserve"> </w:t>
-      </w:r>
-      <w:bookmarkStart w:id="1" w:name="_Hlk231512843"/>
-      <w:r>
-        <w:rPr>
-          <w:color w:val="000000"/>
-          <w:sz w:val="28"/>
-          <w:szCs w:val="28"/>
-        </w:rPr>
-        <w:t xml:space="preserve">100 </w:t>
-      </w:r>
-      <w:bookmarkEnd w:id="1"/>
-      <w:r>
-        <w:rPr>
-          <w:color w:val="000000"/>
-          <w:sz w:val="28"/>
-          <w:szCs w:val="28"/>
-        </w:rPr>
-        <w:t>đồng chí</w:t>
-      </w:r>
-      <w:r>
-        <w:rPr>
-          <w:color w:val="000000"/>
-          <w:sz w:val="28"/>
-          <w:szCs w:val="28"/>
-        </w:rPr>
-        <w:t>.</w:t>
+        <w:t>Tên đoàn thể chính trị - xã hội nơi đảng viên dự bị sinh hoạt: BCH Đoàn Trường Đại học Kinh tế, Liên Chi Đoàn Khoa {{khoa}}, chi Đoàn {{lop}} tổng số có {{tong_so_to_chuc_ctxh}} đồng chí.</w:t>
       </w:r>
     </w:p>
     <w:p>
@@ -733,62 +382,7 @@
         </w:rPr>
       </w:pPr>
       <w:r>
-        <w:rPr>
-          <w:color w:val="000000"/>
-          <w:sz w:val="28"/>
-          <w:szCs w:val="28"/>
-        </w:rPr>
-        <w:t xml:space="preserve">Tên chi uỷ nơi cư trú: </w:t>
-      </w:r>
-      <w:bookmarkStart w:id="2" w:name="_Hlk231512954"/>
-      <w:r>
-        <w:rPr>
-          <w:color w:val="000000"/>
-          <w:sz w:val="28"/>
-          <w:szCs w:val="28"/>
-        </w:rPr>
-        <w:t>43-44-45 An Thượng</w:t>
-      </w:r>
-      <w:bookmarkEnd w:id="2"/>
-      <w:r>
-        <w:rPr>
-          <w:color w:val="000000"/>
-          <w:sz w:val="28"/>
-          <w:szCs w:val="28"/>
-        </w:rPr>
-        <w:t xml:space="preserve">, có </w:t>
-      </w:r>
-      <w:r>
-        <w:rPr>
-          <w:color w:val="000000"/>
-          <w:sz w:val="28"/>
-          <w:szCs w:val="28"/>
-        </w:rPr>
-        <w:t>3</w:t>
-      </w:r>
-      <w:r>
-        <w:rPr>
-          <w:color w:val="000000"/>
-          <w:sz w:val="28"/>
-          <w:szCs w:val="28"/>
-        </w:rPr>
-        <w:t xml:space="preserve"> </w:t>
-      </w:r>
-      <w:r>
-        <w:rPr>
-          <w:color w:val="000000"/>
-          <w:sz w:val="28"/>
-          <w:szCs w:val="28"/>
-        </w:rPr>
-        <w:t>đồng chí</w:t>
-      </w:r>
-      <w:r>
-        <w:rPr>
-          <w:color w:val="000000"/>
-          <w:sz w:val="28"/>
-          <w:szCs w:val="28"/>
-        </w:rPr>
-        <w:t>.</w:t>
+        <w:t>Tên chi uỷ nơi cư trú: {{chi_uy_noi_cu_tru}}, có {{tong_so_chi_uy_noi_cu_tru}} đồng chí.</w:t>
       </w:r>
     </w:p>
     <w:p>
@@ -977,245 +571,8 @@
         </w:rPr>
       </w:pPr>
       <w:r>
-        <w:rPr>
-          <w:color w:val="000000"/>
-          <w:sz w:val="28"/>
-          <w:szCs w:val="28"/>
-        </w:rPr>
         <w:tab/>
-        <w:t xml:space="preserve">Số đồng chí </w:t>
-      </w:r>
-      <w:r>
-        <w:rPr>
-          <w:color w:val="000000"/>
-          <w:sz w:val="28"/>
-          <w:szCs w:val="28"/>
-        </w:rPr>
-        <w:t xml:space="preserve">đại diện các </w:t>
-      </w:r>
-      <w:r>
-        <w:rPr>
-          <w:color w:val="000000"/>
-          <w:sz w:val="28"/>
-          <w:szCs w:val="28"/>
-        </w:rPr>
-        <w:t>đoàn thể</w:t>
-      </w:r>
-      <w:r>
-        <w:rPr>
-          <w:color w:val="000000"/>
-          <w:sz w:val="28"/>
-          <w:szCs w:val="28"/>
-        </w:rPr>
-        <w:t xml:space="preserve"> chính trị - xã hội nơi </w:t>
-      </w:r>
-      <w:r>
-        <w:rPr>
-          <w:color w:val="000000"/>
-          <w:sz w:val="28"/>
-          <w:szCs w:val="28"/>
-        </w:rPr>
-        <w:t xml:space="preserve">sinh hoạt </w:t>
-      </w:r>
-      <w:r>
-        <w:rPr>
-          <w:color w:val="000000"/>
-          <w:sz w:val="28"/>
-          <w:szCs w:val="28"/>
-        </w:rPr>
-        <w:t xml:space="preserve">tán thành đề nghị </w:t>
-      </w:r>
-      <w:r>
-        <w:rPr>
-          <w:color w:val="000000"/>
-          <w:sz w:val="28"/>
-          <w:szCs w:val="28"/>
-        </w:rPr>
-        <w:t>c</w:t>
-      </w:r>
-      <w:r>
-        <w:rPr>
-          <w:color w:val="000000"/>
-          <w:sz w:val="28"/>
-          <w:szCs w:val="28"/>
-        </w:rPr>
-        <w:t xml:space="preserve">hi bộ </w:t>
-      </w:r>
-      <w:r>
-        <w:rPr>
-          <w:color w:val="000000"/>
-          <w:sz w:val="28"/>
-          <w:szCs w:val="28"/>
-        </w:rPr>
-        <w:t xml:space="preserve">xét </w:t>
-      </w:r>
-      <w:r>
-        <w:rPr>
-          <w:color w:val="000000"/>
-          <w:sz w:val="28"/>
-          <w:szCs w:val="28"/>
-        </w:rPr>
-        <w:t>công nhận đảng viên dự b</w:t>
-      </w:r>
-      <w:r>
-        <w:rPr>
-          <w:color w:val="000000"/>
-          <w:sz w:val="28"/>
-          <w:szCs w:val="28"/>
-        </w:rPr>
-        <w:t xml:space="preserve">ị </w:t>
-      </w:r>
-      <w:r>
-        <w:rPr>
-          <w:color w:val="000000"/>
-          <w:sz w:val="28"/>
-          <w:szCs w:val="28"/>
-        </w:rPr>
-        <w:t>Nguyễn Hữu Ái Quốc</w:t>
-      </w:r>
-      <w:r>
-        <w:rPr>
-          <w:color w:val="000000"/>
-          <w:sz w:val="28"/>
-          <w:szCs w:val="28"/>
-        </w:rPr>
-        <w:t xml:space="preserve"> </w:t>
-      </w:r>
-      <w:r>
-        <w:rPr>
-          <w:color w:val="000000"/>
-          <w:sz w:val="28"/>
-          <w:szCs w:val="28"/>
-        </w:rPr>
-        <w:t>trở thành đảng viên chính thức là</w:t>
-      </w:r>
-      <w:r>
-        <w:rPr>
-          <w:color w:val="000000"/>
-          <w:sz w:val="28"/>
-          <w:szCs w:val="28"/>
-        </w:rPr>
-        <w:t xml:space="preserve"> 100 </w:t>
-      </w:r>
-      <w:r>
-        <w:rPr>
-          <w:color w:val="000000"/>
-          <w:sz w:val="28"/>
-          <w:szCs w:val="28"/>
-        </w:rPr>
-        <w:t>đồng chí, trong tổng số</w:t>
-      </w:r>
-      <w:r>
-        <w:rPr>
-          <w:color w:val="000000"/>
-          <w:sz w:val="28"/>
-          <w:szCs w:val="28"/>
-        </w:rPr>
-        <w:t xml:space="preserve"> 100 </w:t>
-      </w:r>
-      <w:r>
-        <w:rPr>
-          <w:color w:val="000000"/>
-          <w:sz w:val="28"/>
-          <w:szCs w:val="28"/>
-        </w:rPr>
-        <w:t xml:space="preserve">đồng chí được hỏi ý kiến (đạt </w:t>
-      </w:r>
-      <w:r>
-        <w:rPr>
-          <w:color w:val="000000"/>
-          <w:sz w:val="28"/>
-          <w:szCs w:val="28"/>
-        </w:rPr>
-        <w:t>100</w:t>
-      </w:r>
-      <w:r>
-        <w:rPr>
-          <w:color w:val="000000"/>
-          <w:sz w:val="28"/>
-          <w:szCs w:val="28"/>
-        </w:rPr>
-        <w:t>%).</w:t>
-      </w:r>
-      <w:r>
-        <w:rPr>
-          <w:color w:val="000000"/>
-          <w:sz w:val="28"/>
-          <w:szCs w:val="28"/>
-        </w:rPr>
-        <w:t xml:space="preserve"> </w:t>
-      </w:r>
-      <w:r>
-        <w:rPr>
-          <w:color w:val="000000"/>
-          <w:sz w:val="28"/>
-          <w:szCs w:val="28"/>
-        </w:rPr>
-        <w:t>Số không tán thành</w:t>
-      </w:r>
-      <w:r>
-        <w:rPr>
-          <w:color w:val="000000"/>
-          <w:sz w:val="28"/>
-          <w:szCs w:val="28"/>
-        </w:rPr>
-        <w:t xml:space="preserve"> 0 </w:t>
-      </w:r>
-      <w:r>
-        <w:rPr>
-          <w:color w:val="000000"/>
-          <w:sz w:val="28"/>
-          <w:szCs w:val="28"/>
-        </w:rPr>
-        <w:t>đồn</w:t>
-      </w:r>
-      <w:r>
-        <w:rPr>
-          <w:color w:val="000000"/>
-          <w:sz w:val="28"/>
-          <w:szCs w:val="28"/>
-        </w:rPr>
-        <w:t xml:space="preserve">g </w:t>
-      </w:r>
-      <w:r>
-        <w:rPr>
-          <w:color w:val="000000"/>
-          <w:sz w:val="28"/>
-          <w:szCs w:val="28"/>
-        </w:rPr>
-        <w:t>chí (</w:t>
-      </w:r>
-      <w:r>
-        <w:rPr>
-          <w:color w:val="000000"/>
-          <w:sz w:val="28"/>
-          <w:szCs w:val="28"/>
-        </w:rPr>
-        <w:t xml:space="preserve">chiếm </w:t>
-      </w:r>
-      <w:r>
-        <w:rPr>
-          <w:color w:val="000000"/>
-          <w:sz w:val="28"/>
-          <w:szCs w:val="28"/>
-        </w:rPr>
-        <w:t>0</w:t>
-      </w:r>
-      <w:r>
-        <w:rPr>
-          <w:color w:val="000000"/>
-          <w:sz w:val="28"/>
-          <w:szCs w:val="28"/>
-        </w:rPr>
-        <w:t>%)</w:t>
-      </w:r>
-      <w:r>
-        <w:rPr>
-          <w:color w:val="000000"/>
-          <w:sz w:val="28"/>
-          <w:szCs w:val="28"/>
-        </w:rPr>
-        <w:t>.</w:t>
+        <w:t>Số đồng chí đại diện các đoàn thể chính trị - xã hội nơi sinh hoạt tán thành đề nghị chi bộ xét công nhận đảng viên dự bị {{ho_ten}} trở thành đảng viên chính thức là {{tong_so_to_chuc_ctxh}} đồng chí, trong tổng số {{tong_so_to_chuc_ctxh}} đồng chí được hỏi ý kiến (đạt 100%). Số không tán thành {{khong_tan_thanh_ctxh}} đồng chí (chiếm 0%).</w:t>
       </w:r>
     </w:p>
     <w:p>
@@ -1230,117 +587,7 @@
         </w:rPr>
       </w:pPr>
       <w:r>
-        <w:rPr>
-          <w:color w:val="000000"/>
-          <w:sz w:val="28"/>
-          <w:szCs w:val="28"/>
-        </w:rPr>
-        <w:lastRenderedPageBreak/>
-        <w:t xml:space="preserve">Số đồng chí trong chi ủy nơi cư trú tán thành đề nghị chi bộ xét công nhận đảng viên dự bị </w:t>
-      </w:r>
-      <w:r>
-        <w:rPr>
-          <w:color w:val="000000"/>
-          <w:sz w:val="28"/>
-          <w:szCs w:val="28"/>
-        </w:rPr>
-        <w:t>Nguyễn Hữu Ái Quốc</w:t>
-      </w:r>
-      <w:r>
-        <w:rPr>
-          <w:color w:val="000000"/>
-          <w:sz w:val="28"/>
-          <w:szCs w:val="28"/>
-        </w:rPr>
-        <w:t xml:space="preserve"> trở thành đảng viên chính thức là</w:t>
-      </w:r>
-      <w:r>
-        <w:rPr>
-          <w:color w:val="000000"/>
-          <w:sz w:val="28"/>
-          <w:szCs w:val="28"/>
-        </w:rPr>
-        <w:t xml:space="preserve"> 3</w:t>
-      </w:r>
-      <w:r>
-        <w:rPr>
-          <w:color w:val="000000"/>
-          <w:sz w:val="28"/>
-          <w:szCs w:val="28"/>
-        </w:rPr>
-        <w:t xml:space="preserve"> đồng chí, trong tổng số </w:t>
-      </w:r>
-      <w:r>
-        <w:rPr>
-          <w:color w:val="000000"/>
-          <w:sz w:val="28"/>
-          <w:szCs w:val="28"/>
-        </w:rPr>
-        <w:t xml:space="preserve">3 </w:t>
-      </w:r>
-      <w:r>
-        <w:rPr>
-          <w:color w:val="000000"/>
-          <w:sz w:val="28"/>
-          <w:szCs w:val="28"/>
-        </w:rPr>
-        <w:t xml:space="preserve">đồng chí được hỏi ý kiến (đạt </w:t>
-      </w:r>
-      <w:r>
-        <w:rPr>
-          <w:color w:val="000000"/>
-          <w:sz w:val="28"/>
-          <w:szCs w:val="28"/>
-        </w:rPr>
-        <w:t>100</w:t>
-      </w:r>
-      <w:r>
-        <w:rPr>
-          <w:color w:val="000000"/>
-          <w:sz w:val="28"/>
-          <w:szCs w:val="28"/>
-        </w:rPr>
-        <w:t>%). Số không tán thành</w:t>
-      </w:r>
-      <w:r>
-        <w:rPr>
-          <w:color w:val="000000"/>
-          <w:sz w:val="28"/>
-          <w:szCs w:val="28"/>
-        </w:rPr>
-        <w:t xml:space="preserve"> 0 </w:t>
-      </w:r>
-      <w:r>
-        <w:rPr>
-          <w:color w:val="000000"/>
-          <w:sz w:val="28"/>
-          <w:szCs w:val="28"/>
-        </w:rPr>
-        <w:t xml:space="preserve">đồng chí (chiếm </w:t>
-      </w:r>
-      <w:r>
-        <w:rPr>
-          <w:color w:val="000000"/>
-          <w:sz w:val="28"/>
-          <w:szCs w:val="28"/>
-        </w:rPr>
-        <w:t>0</w:t>
-      </w:r>
-      <w:r>
-        <w:rPr>
-          <w:color w:val="000000"/>
-          <w:sz w:val="28"/>
-          <w:szCs w:val="28"/>
-        </w:rPr>
-        <w:t>%)</w:t>
-      </w:r>
-      <w:r>
-        <w:rPr>
-          <w:color w:val="000000"/>
-          <w:sz w:val="28"/>
-          <w:szCs w:val="28"/>
-        </w:rPr>
-        <w:t>.</w:t>
+        <w:t>Số đồng chí trong chi ủy nơi cư trú tán thành đề nghị chi bộ xét công nhận đảng viên dự bị {{ho_ten}} trở thành đảng viên chính thức là {{tong_so_chi_uy_noi_cu_tru}} đồng chí, trong tổng số {{tong_so_chi_uy_noi_cu_tru}} đồng chí được hỏi ý kiến (đạt 100%). Số không tán thành {{khong_tan_thanh_ctxh}} đồng chí (chiếm 0%).</w:t>
       </w:r>
     </w:p>
     <w:p>
@@ -1419,8 +666,8 @@
         <w:tblLook w:val="04A0" w:firstRow="1" w:lastRow="0" w:firstColumn="1" w:lastColumn="0" w:noHBand="0" w:noVBand="1"/>
       </w:tblPr>
       <w:tblGrid>
-        <w:gridCol w:w="4518"/>
-        <w:gridCol w:w="4544"/>
+        <w:gridCol w:w="4516"/>
+        <w:gridCol w:w="4546"/>
       </w:tblGrid>
       <w:tr>
         <w:tc>
@@ -1569,9 +816,11 @@
                 <w:b/>
                 <w:iCs/>
                 <w:color w:val="000000"/>
+                <w:sz w:val="28"/>
+                <w:szCs w:val="28"/>
                 <w:lang w:val="fr-BE"/>
               </w:rPr>
-              <w:t>Bùi Trung Hiệp</w:t>
+              <w:t>{{chu_tri_chi_bo}}</w:t>
             </w:r>
           </w:p>
         </w:tc>
@@ -1794,6 +1043,50 @@
     <w:lsdException w:name="Subtitle" w:qFormat="1"/>
     <w:lsdException w:name="Strong" w:qFormat="1"/>
     <w:lsdException w:name="Emphasis" w:qFormat="1"/>
+    <w:lsdException w:name="Normal Table" w:semiHidden="1" w:unhideWhenUsed="1"/>
+    <w:lsdException w:name="Table Simple 1" w:semiHidden="1" w:unhideWhenUsed="1"/>
+    <w:lsdException w:name="Table Simple 2" w:semiHidden="1" w:unhideWhenUsed="1"/>
+    <w:lsdException w:name="Table Simple 3" w:semiHidden="1" w:unhideWhenUsed="1"/>
+    <w:lsdException w:name="Table Classic 1" w:semiHidden="1" w:unhideWhenUsed="1"/>
+    <w:lsdException w:name="Table Classic 2" w:semiHidden="1" w:unhideWhenUsed="1"/>
+    <w:lsdException w:name="Table Classic 3" w:semiHidden="1" w:unhideWhenUsed="1"/>
+    <w:lsdException w:name="Table Classic 4" w:semiHidden="1" w:unhideWhenUsed="1"/>
+    <w:lsdException w:name="Table Colorful 1" w:semiHidden="1" w:unhideWhenUsed="1"/>
+    <w:lsdException w:name="Table Colorful 2" w:semiHidden="1" w:unhideWhenUsed="1"/>
+    <w:lsdException w:name="Table Colorful 3" w:semiHidden="1" w:unhideWhenUsed="1"/>
+    <w:lsdException w:name="Table Columns 1" w:semiHidden="1" w:unhideWhenUsed="1"/>
+    <w:lsdException w:name="Table Columns 2" w:semiHidden="1" w:unhideWhenUsed="1"/>
+    <w:lsdException w:name="Table Columns 3" w:semiHidden="1" w:unhideWhenUsed="1"/>
+    <w:lsdException w:name="Table Columns 4" w:semiHidden="1" w:unhideWhenUsed="1"/>
+    <w:lsdException w:name="Table Columns 5" w:semiHidden="1" w:unhideWhenUsed="1"/>
+    <w:lsdException w:name="Table Grid 1" w:semiHidden="1" w:unhideWhenUsed="1"/>
+    <w:lsdException w:name="Table Grid 2" w:semiHidden="1" w:unhideWhenUsed="1"/>
+    <w:lsdException w:name="Table Grid 3" w:semiHidden="1" w:unhideWhenUsed="1"/>
+    <w:lsdException w:name="Table Grid 4" w:semiHidden="1" w:unhideWhenUsed="1"/>
+    <w:lsdException w:name="Table Grid 5" w:semiHidden="1" w:unhideWhenUsed="1"/>
+    <w:lsdException w:name="Table Grid 6" w:semiHidden="1" w:unhideWhenUsed="1"/>
+    <w:lsdException w:name="Table Grid 7" w:semiHidden="1" w:unhideWhenUsed="1"/>
+    <w:lsdException w:name="Table Grid 8" w:semiHidden="1" w:unhideWhenUsed="1"/>
+    <w:lsdException w:name="Table List 1" w:semiHidden="1" w:unhideWhenUsed="1"/>
+    <w:lsdException w:name="Table List 2" w:semiHidden="1" w:unhideWhenUsed="1"/>
+    <w:lsdException w:name="Table List 3" w:semiHidden="1" w:unhideWhenUsed="1"/>
+    <w:lsdException w:name="Table List 4" w:semiHidden="1" w:unhideWhenUsed="1"/>
+    <w:lsdException w:name="Table List 5" w:semiHidden="1" w:unhideWhenUsed="1"/>
+    <w:lsdException w:name="Table List 6" w:semiHidden="1" w:unhideWhenUsed="1"/>
+    <w:lsdException w:name="Table List 7" w:semiHidden="1" w:unhideWhenUsed="1"/>
+    <w:lsdException w:name="Table List 8" w:semiHidden="1" w:unhideWhenUsed="1"/>
+    <w:lsdException w:name="Table 3D effects 1" w:semiHidden="1" w:unhideWhenUsed="1"/>
+    <w:lsdException w:name="Table 3D effects 2" w:semiHidden="1" w:unhideWhenUsed="1"/>
+    <w:lsdException w:name="Table 3D effects 3" w:semiHidden="1" w:unhideWhenUsed="1"/>
+    <w:lsdException w:name="Table Contemporary" w:semiHidden="1" w:unhideWhenUsed="1"/>
+    <w:lsdException w:name="Table Elegant" w:semiHidden="1" w:unhideWhenUsed="1"/>
+    <w:lsdException w:name="Table Professional" w:semiHidden="1" w:unhideWhenUsed="1"/>
+    <w:lsdException w:name="Table Subtle 1" w:semiHidden="1" w:unhideWhenUsed="1"/>
+    <w:lsdException w:name="Table Subtle 2" w:semiHidden="1" w:unhideWhenUsed="1"/>
+    <w:lsdException w:name="Table Web 1" w:semiHidden="1" w:unhideWhenUsed="1"/>
+    <w:lsdException w:name="Table Web 2" w:semiHidden="1" w:unhideWhenUsed="1"/>
+    <w:lsdException w:name="Table Web 3" w:semiHidden="1" w:unhideWhenUsed="1"/>
+    <w:lsdException w:name="Table Theme" w:semiHidden="1" w:unhideWhenUsed="1"/>
     <w:lsdException w:name="Placeholder Text" w:semiHidden="1" w:uiPriority="99"/>
     <w:lsdException w:name="No Spacing" w:uiPriority="1" w:qFormat="1"/>
     <w:lsdException w:name="Light Shading" w:uiPriority="60"/>
@@ -2025,11 +1318,15 @@
   </w:style>
   <w:style w:type="character" w:default="1" w:styleId="DefaultParagraphFont">
     <w:name w:val="Default Paragraph Font"/>
+    <w:uiPriority w:val="1"/>
     <w:semiHidden/>
+    <w:unhideWhenUsed/>
   </w:style>
   <w:style w:type="table" w:default="1" w:styleId="TableNormal">
     <w:name w:val="Normal Table"/>
+    <w:uiPriority w:val="99"/>
     <w:semiHidden/>
+    <w:unhideWhenUsed/>
     <w:tblPr>
       <w:tblInd w:w="0" w:type="dxa"/>
       <w:tblCellMar>
@@ -2042,7 +1339,9 @@
   </w:style>
   <w:style w:type="numbering" w:default="1" w:styleId="NoList">
     <w:name w:val="No List"/>
+    <w:uiPriority w:val="99"/>
     <w:semiHidden/>
+    <w:unhideWhenUsed/>
   </w:style>
   <w:style w:type="paragraph" w:styleId="Header">
     <w:name w:val="header"/>

--- a/public/7. Mau 12_KND_Tong hop nhan xet cuadoan the dv dang vien du bi.docx
+++ b/public/7. Mau 12_KND_Tong hop nhan xet cuadoan the dv dang vien du bi.docx
@@ -67,7 +67,12 @@
               </w:rPr>
             </w:pPr>
             <w:r>
-              <w:t>{{dang_uy_truong_caps}}</w:t>
+              <w:rPr>
+                <w:color w:val="000000"/>
+                <w:sz w:val="28"/>
+                <w:szCs w:val="28"/>
+              </w:rPr>
+              <w:t>TRƯỜNG ĐẠI HỌC KINH TẾ</w:t>
             </w:r>
           </w:p>
           <w:p>
@@ -76,13 +81,47 @@
               <w:rPr>
                 <w:b/>
                 <w:bCs/>
-                <w:color w:val="000000"/>
                 <w:sz w:val="28"/>
                 <w:szCs w:val="28"/>
               </w:rPr>
             </w:pPr>
             <w:r>
-              <w:t>CHI BỘ {{chi_bo_sinh_hoat_caps}}</w:t>
+              <w:rPr>
+                <w:b/>
+                <w:bCs/>
+                <w:sz w:val="28"/>
+                <w:szCs w:val="28"/>
+              </w:rPr>
+              <w:t xml:space="preserve">CHI BỘ </w:t>
+            </w:r>
+            <w:r>
+              <w:rPr>
+                <w:b/>
+                <w:bCs/>
+                <w:sz w:val="28"/>
+                <w:szCs w:val="28"/>
+              </w:rPr>
+              <w:t>SINH VIÊN</w:t>
+            </w:r>
+          </w:p>
+          <w:p>
+            <w:pPr>
+              <w:jc w:val="center"/>
+              <w:rPr>
+                <w:b/>
+                <w:bCs/>
+                <w:color w:val="000000"/>
+                <w:sz w:val="28"/>
+                <w:szCs w:val="28"/>
+              </w:rPr>
+            </w:pPr>
+            <w:r>
+              <w:rPr>
+                <w:b/>
+                <w:bCs/>
+                <w:color w:val="000000"/>
+              </w:rPr>
+              <w:t>*</w:t>
             </w:r>
           </w:p>
         </w:tc>
@@ -138,15 +177,28 @@
           </w:p>
           <w:p>
             <w:pPr>
-              <w:jc w:val="right"/>
-              <w:rPr>
+              <w:jc w:val="center"/>
+              <w:rPr>
+                <w:i/>
+                <w:iCs/>
                 <w:color w:val="000000"/>
                 <w:sz w:val="28"/>
                 <w:szCs w:val="28"/>
               </w:rPr>
             </w:pPr>
             <w:r>
-              <w:t>{{tinh_tp}}, ngày {{ngay_ky_d}} tháng {{ngay_ky_m}} năm {{ngay_ky_y}}</w:t>
+              <w:rPr>
+                <w:i/>
+                <w:iCs/>
+              </w:rPr>
+              <w:t xml:space="preserve">Đà Nẵng, ngày      tháng    </w:t>
+            </w:r>
+            <w:r>
+              <w:rPr>
+                <w:i/>
+                <w:iCs/>
+              </w:rPr>
+              <w:t xml:space="preserve"> năm {{ngay_ky_y}}</w:t>
             </w:r>
           </w:p>
         </w:tc>
@@ -352,6 +404,10 @@
         </w:rPr>
       </w:pPr>
       <w:r>
+        <w:rPr>
+          <w:sz w:val="28"/>
+          <w:szCs w:val="28"/>
+        </w:rPr>
         <w:t>Căn cứ ý kiến nhận xét của đại diện các đoàn thể chính trị - xã hội nơi đảng viên dự bị sinh hoạt và chi ủy nơi cư trú đối với đảng viên dự bị {{ho_ten}} được kết nạp vào Đảng ngày {{ngay_vao_dang_formatted_vietnamese}}</w:t>
       </w:r>
     </w:p>
@@ -367,6 +423,10 @@
         </w:rPr>
       </w:pPr>
       <w:r>
+        <w:rPr>
+          <w:sz w:val="28"/>
+          <w:szCs w:val="28"/>
+        </w:rPr>
         <w:t>Tên đoàn thể chính trị - xã hội nơi đảng viên dự bị sinh hoạt: BCH Đoàn Trường Đại học Kinh tế, Liên Chi Đoàn Khoa {{khoa}}, chi Đoàn {{lop}} tổng số có {{tong_so_to_chuc_ctxh}} đồng chí.</w:t>
       </w:r>
     </w:p>
@@ -382,7 +442,25 @@
         </w:rPr>
       </w:pPr>
       <w:r>
-        <w:t>Tên chi uỷ nơi cư trú: {{chi_uy_noi_cu_tru}}, có {{tong_so_chi_uy_noi_cu_tru}} đồng chí.</w:t>
+        <w:rPr>
+          <w:sz w:val="28"/>
+          <w:szCs w:val="28"/>
+        </w:rPr>
+        <w:t>Tên chi uỷ nơi cư trú:</w:t>
+      </w:r>
+      <w:r>
+        <w:rPr>
+          <w:sz w:val="28"/>
+          <w:szCs w:val="28"/>
+        </w:rPr>
+        <w:t xml:space="preserve"> </w:t>
+      </w:r>
+      <w:r>
+        <w:rPr>
+          <w:sz w:val="28"/>
+          <w:szCs w:val="28"/>
+        </w:rPr>
+        <w:t>{chi_uy_noi_cu_tru}}, có {{tong_so_chi_uy_noi_cu_tru}} đồng chí.</w:t>
       </w:r>
     </w:p>
     <w:p>
@@ -571,8 +649,34 @@
         </w:rPr>
       </w:pPr>
       <w:r>
+        <w:rPr>
+          <w:sz w:val="28"/>
+          <w:szCs w:val="28"/>
+        </w:rPr>
         <w:tab/>
-        <w:t>Số đồng chí đại diện các đoàn thể chính trị - xã hội nơi sinh hoạt tán thành đề nghị chi bộ xét công nhận đảng viên dự bị {{ho_ten}} trở thành đảng viên chính thức là {{tong_so_to_chuc_ctxh}} đồng chí, trong tổng số {{tong_so_to_chuc_ctxh}} đồng chí được hỏi ý kiến (đạt 100%). Số không tán thành {{khong_tan_thanh_ctxh}} đồng chí (chiếm 0%).</w:t>
+        <w:t xml:space="preserve">Số đồng chí đại diện các đoàn thể chính trị - xã hội nơi sinh hoạt tán thành đề nghị chi bộ xét công nhận đảng viên dự bị {{ho_ten}} trở thành đảng viên chính thức là {{tong_so_to_chuc_ctxh}} đồng chí, trong tổng số </w:t>
+      </w:r>
+      <w:r>
+        <w:rPr>
+          <w:sz w:val="28"/>
+          <w:szCs w:val="28"/>
+        </w:rPr>
+        <w:lastRenderedPageBreak/>
+        <w:t xml:space="preserve">{{tong_so_to_chuc_ctxh}} đồng chí được hỏi ý kiến (đạt 100%). Số không tán thành </w:t>
+      </w:r>
+      <w:r>
+        <w:rPr>
+          <w:sz w:val="28"/>
+          <w:szCs w:val="28"/>
+        </w:rPr>
+        <w:t xml:space="preserve">0 </w:t>
+      </w:r>
+      <w:r>
+        <w:rPr>
+          <w:sz w:val="28"/>
+          <w:szCs w:val="28"/>
+        </w:rPr>
+        <w:t>đồng chí (chiếm 0%).</w:t>
       </w:r>
     </w:p>
     <w:p>
@@ -587,7 +691,25 @@
         </w:rPr>
       </w:pPr>
       <w:r>
-        <w:t>Số đồng chí trong chi ủy nơi cư trú tán thành đề nghị chi bộ xét công nhận đảng viên dự bị {{ho_ten}} trở thành đảng viên chính thức là {{tong_so_chi_uy_noi_cu_tru}} đồng chí, trong tổng số {{tong_so_chi_uy_noi_cu_tru}} đồng chí được hỏi ý kiến (đạt 100%). Số không tán thành {{khong_tan_thanh_ctxh}} đồng chí (chiếm 0%).</w:t>
+        <w:rPr>
+          <w:sz w:val="28"/>
+          <w:szCs w:val="28"/>
+        </w:rPr>
+        <w:t xml:space="preserve">Số đồng chí trong chi ủy nơi cư trú tán thành đề nghị chi bộ xét công nhận đảng viên dự bị {{ho_ten}} trở thành đảng viên chính thức là {{tong_so_chi_uy_noi_cu_tru}} đồng chí, trong tổng số {{tong_so_chi_uy_noi_cu_tru}} đồng chí được hỏi ý kiến (đạt 100%). Số không tán thành </w:t>
+      </w:r>
+      <w:r>
+        <w:rPr>
+          <w:sz w:val="28"/>
+          <w:szCs w:val="28"/>
+        </w:rPr>
+        <w:t>0</w:t>
+      </w:r>
+      <w:r>
+        <w:rPr>
+          <w:sz w:val="28"/>
+          <w:szCs w:val="28"/>
+        </w:rPr>
+        <w:t xml:space="preserve"> đồng chí (chiếm 0%).</w:t>
       </w:r>
     </w:p>
     <w:p>
@@ -596,8 +718,8 @@
         <w:jc w:val="both"/>
         <w:rPr>
           <w:color w:val="000000"/>
-          <w:sz w:val="14"/>
-          <w:szCs w:val="14"/>
+          <w:sz w:val="28"/>
+          <w:szCs w:val="28"/>
         </w:rPr>
       </w:pPr>
       <w:r>
@@ -666,8 +788,8 @@
         <w:tblLook w:val="04A0" w:firstRow="1" w:lastRow="0" w:firstColumn="1" w:lastColumn="0" w:noHBand="0" w:noVBand="1"/>
       </w:tblPr>
       <w:tblGrid>
-        <w:gridCol w:w="4516"/>
-        <w:gridCol w:w="4546"/>
+        <w:gridCol w:w="4625"/>
+        <w:gridCol w:w="4662"/>
       </w:tblGrid>
       <w:tr>
         <w:tc>
@@ -740,6 +862,8 @@
               <w:rPr>
                 <w:i/>
                 <w:color w:val="000000"/>
+                <w:sz w:val="28"/>
+                <w:szCs w:val="28"/>
                 <w:lang w:val="fr-BE"/>
               </w:rPr>
             </w:pPr>
@@ -751,6 +875,8 @@
                 <w:b/>
                 <w:i/>
                 <w:color w:val="000000"/>
+                <w:sz w:val="28"/>
+                <w:szCs w:val="28"/>
                 <w:lang w:val="fr-BE"/>
               </w:rPr>
             </w:pPr>
@@ -762,6 +888,8 @@
                 <w:b/>
                 <w:i/>
                 <w:color w:val="000000"/>
+                <w:sz w:val="28"/>
+                <w:szCs w:val="28"/>
                 <w:lang w:val="fr-BE"/>
               </w:rPr>
             </w:pPr>
@@ -773,6 +901,8 @@
                 <w:b/>
                 <w:i/>
                 <w:color w:val="000000"/>
+                <w:sz w:val="28"/>
+                <w:szCs w:val="28"/>
                 <w:lang w:val="fr-BE"/>
               </w:rPr>
             </w:pPr>
@@ -784,17 +914,8 @@
                 <w:b/>
                 <w:i/>
                 <w:color w:val="000000"/>
-                <w:lang w:val="fr-BE"/>
-              </w:rPr>
-            </w:pPr>
-          </w:p>
-          <w:p>
-            <w:pPr>
-              <w:jc w:val="center"/>
-              <w:rPr>
-                <w:b/>
-                <w:i/>
-                <w:color w:val="000000"/>
+                <w:sz w:val="28"/>
+                <w:szCs w:val="28"/>
                 <w:lang w:val="fr-BE"/>
               </w:rPr>
             </w:pPr>
@@ -949,7 +1070,7 @@
     <w:sectPr>
       <w:headerReference w:type="default" r:id="rId6"/>
       <w:pgSz w:w="11906" w:h="16838" w:code="9"/>
-      <w:pgMar w:top="1080" w:right="1260" w:bottom="1440" w:left="1800" w:header="720" w:footer="720" w:gutter="0"/>
+      <w:pgMar w:top="1134" w:right="1134" w:bottom="1134" w:left="1701" w:header="720" w:footer="720" w:gutter="0"/>
       <w:cols w:space="720"/>
       <w:docGrid w:linePitch="360"/>
     </w:sectPr>
@@ -1010,7 +1131,21 @@
         <w:sz w:val="18"/>
         <w:szCs w:val="18"/>
       </w:rPr>
-      <w:t xml:space="preserve">                                                                                                                                                                 Mẫu 12-KNĐ</w:t>
+      <w:t xml:space="preserve">                                                                                                                                                               </w:t>
+    </w:r>
+    <w:r>
+      <w:rPr>
+        <w:sz w:val="18"/>
+        <w:szCs w:val="18"/>
+      </w:rPr>
+      <w:t xml:space="preserve">                 </w:t>
+    </w:r>
+    <w:r>
+      <w:rPr>
+        <w:sz w:val="18"/>
+        <w:szCs w:val="18"/>
+      </w:rPr>
+      <w:t>Mẫu 12-KNĐ</w:t>
     </w:r>
   </w:p>
 </w:hdr>
